--- a/public/books/m/332/downloads/book-v2.0.docx
+++ b/public/books/m/332/downloads/book-v2.0.docx
@@ -60,7 +60,7 @@
         <w:rPr>
           <w:color w:val="173451"/>
         </w:rPr>
-        <w:t>王德生　著</w:t>
+        <w:t>王德生　胡敏　著</w:t>
       </w:r>
     </w:p>
     <w:p>
